--- a/example_articles/states/Washington/4.states_Washington_Other_publisher.docx
+++ b/example_articles/states/Washington/4.states_Washington_Other_publisher.docx
@@ -27,17 +27,17 @@
     </w:p>
     <w:p>
       <w:r>
-        <w:t>Source File: Other publishers/Files (500) (31).DOCX</w:t>
+        <w:t>Source file: Other publishers/Files (500) (31).DOCX</w:t>
       </w:r>
     </w:p>
     <w:p>
       <w:r>
-        <w:t>Raw locations result: ['Washington, D.C.']</w:t>
+        <w:t>Raw locations result, 'locations': ['Washington, D.C.']</w:t>
       </w:r>
     </w:p>
     <w:p>
       <w:r>
-        <w:t>states_stand_flat (Standardized): Washington</w:t>
+        <w:t>Standardized locations result, 'states_stand_flat': Washington</w:t>
       </w:r>
     </w:p>
     <w:p>

--- a/example_articles/states/Washington/4.states_Washington_Other_publisher.docx
+++ b/example_articles/states/Washington/4.states_Washington_Other_publisher.docx
@@ -7,7 +7,7 @@
         <w:pStyle w:val="Heading1"/>
       </w:pPr>
       <w:r>
-        <w:t>ANOTHER TRANSFORMATION</w:t>
+        <w:t>Hoop dreams and a wordplaying coach</w:t>
       </w:r>
     </w:p>
     <w:p>
@@ -17,22 +17,22 @@
     </w:p>
     <w:p>
       <w:r>
-        <w:t>Date: 1994-10-02</w:t>
+        <w:t>Date: 2006-06-16</w:t>
       </w:r>
     </w:p>
     <w:p>
       <w:r>
-        <w:t>Section: BUSINESS,</w:t>
+        <w:t>Section: FEATURES WEEKEND; Pg. W14</w:t>
       </w:r>
     </w:p>
     <w:p>
       <w:r>
-        <w:t>Source file: Other publishers/Files (500) (31).DOCX</w:t>
+        <w:t>Source file: Other publishers/Files (500) (12).DOCX</w:t>
       </w:r>
     </w:p>
     <w:p>
       <w:r>
-        <w:t>Raw locations result, 'locations': ['Washington, D.C.']</w:t>
+        <w:t>Raw locations result, 'locations': ['Washington']</w:t>
       </w:r>
     </w:p>
     <w:p>
@@ -49,109 +49,31 @@
     </w:p>
     <w:p>
       <w:r>
-        <w:t>From its outward appearance, the Cooper Power Systems factory here is like many other factories that were once the backbone of industrial America. It has the same brick and corrugated metal facades, a patchwork of old buildings nestled among newer ones. It has a union hall down the street. And there are working-class homes that overlook the plant on a hillside above.</w:t>
+        <w:t>A mild-mannered tax professor by day, Bill Resler turned into something else - a motivator, a surrogate father, a wild deployer of metaphors, and a genius sports strategist - when he took to the echoing halls of a high school gym.</w:t>
         <w:br/>
-        <w:t>But this place is nonetheless unique. It is the last American-owned factory of its size to build the huge power transformers that energized the postwar growth of America's cities and suburbs. The companies that built these products for generations -- General Electric, Westinghouse, McGraw Edison -- have abandoned the business for more lucrative fields. Other overseas conglomerates -- ABB Asea Brown Boveri, Siemens -- have stepped in.</w:t>
+        <w:t>In The Heart of the Game, Ward Serrill's years-in-the-making documentary, Resler coaches a squad of girls from a Seattle school on their quest for a state basketball championship. The journey is long but hardly uneventful.</w:t>
         <w:br/>
-        <w:t>On Nov. 23, Cooper will join the parade of U.S. conglomerates that have chosen to step out. That's the date the unit of Cooper Industries of Houston, Texas, will close the plant for good unless a buyer emerges. The factory as recently as May employed 700 people, and was once Washington County's largest employer with a payroll of nearly 4,000.</w:t>
+        <w:t>These girls - from a predominantly white, middle-class neighborhood - take to the game, and to Resler's killer analogies (wolves! piranhas!) with crazy passion. And, in several cases, it's a passion matched by amazing skills on the court.</w:t>
         <w:br/>
-        <w:t>Steve Holik thinks the pending loss of the Cooper plant is a crying shame. The transformers assembled at the plant were the mastodons of their age -- highly engineered boxes of steel, wire and coolant. They were custom-made, bulky and so heavy -- several hundred tons -- that they required massive space in which to construct and test them and oversized railroad cars to move them.</w:t>
+        <w:t>The other star of Heart is Darnellia Russell, a teen from a mostly black, working-class part of Seattle who reluctantly joins the Roosevelt High Roughriders and then proves herself - with unbelievable moves and ability. Russell has to overcome a sense of racial, and social, alienation in her new surroundings - feelings that aren't helped any by her academic record. A clearly intelligent and perceptive young woman, her academic scores are so low, and her attendance so spotty, that she's in jeopardy of losing her place on the team.</w:t>
         <w:br/>
-        <w:t>''I've never built one the same. Every job was different. It's not something you could standardize,'' says Holik, who for 30 years fabricated metal tanks that surround the transformer's electromagnetic innards.</w:t>
+        <w:t>And then Darnellia's hoop dreams are really put to the test, as she faces a problem that has nothing to do with basketball and everything to do with life.</w:t>
         <w:br/>
-        <w:t>In many respects, the pending closure of the Cooper plant represents lights out: for the workers who toiled there, and for the industrial era it once symbolized.</w:t>
+        <w:t>Serrill has shot and edited The Heart of the Game in straightforward documentary style, with a narration by the rapper and actor Ludacris. But the dramas going on here, on and off the court, more than make up for any lack of flash.</w:t>
         <w:br/>
-        <w:t>''I can't understand for the life of me why people are getting out of this business. There's got to be money in transformers,'' says Sam Amorose, a retiree who was a leader of the United Steelworkers union at the plant when it bustled under the ownerhip of McGraw-Edison.</w:t>
+        <w:t>The Heart of the Game *** (out of four stars)</w:t>
         <w:br/>
-        <w:t>Producers of electric generating and transmission equipment depend for the most part on investor-owned utilities now jittery about the future. Utilities in America are looking for ways not to spend money, turning to conservation and efficiency rather than new construction.</w:t>
+        <w:t>Written and directed by Ward Serrill. With Bill Resler and Darnellia Russell. Narration by Ludacris.</w:t>
         <w:br/>
-        <w:t>''The transformer market in the United States has been declining steadily,'' says Raj Anand, manager of business development for Siemens Energy and Automation Inc., a unit of Munich-based Siemens AG. Siemens makes large transformers the size of Canonsburg's products at a plant in Germany and smaller ones in the United States.</w:t>
+        <w:t>Running time: 1 hour, 37 mins.</w:t>
         <w:br/>
-        <w:t>''Growth is stagnant,'' adds Kenneth Hall, manager of power delivery programs for the National Electrical Manufacturers Association, a trade group. ''Utilities aren't building new substations and transmission lines.''</w:t>
+        <w:t>Parent's guide: PG-13 (profanity, adult themes)</w:t>
         <w:br/>
-        <w:t>Some experts say the sluggish market conditions have been exacerbated by the Energy Act of 1992, which has spurred cost-cutting among utilites. But signs that the large power transformer industry were in trouble came well before Congress passed its legislation. Some of the U.S. players that had dominated the industry packed their bags years earlier.</w:t>
+        <w:t>Playing at: Ritz at the Bourse</w:t>
         <w:br/>
-        <w:t>GE, under the profit-driven regimen of CEO Jack Welch, was the first to bail out, selling its large transformer interests to Pittsburgh rival Westinghouse, but staying in medium-sized transformers found in shopping centers, skyscrapers and small substations.</w:t>
+        <w:t>and Ritz Sixteen/NJ</w:t>
         <w:br/>
-        <w:t>Then Westinghouse itself consolidated, halting production at its huge shop in Sharon, Mercer County, in the mid-1980s and moving large transformer work to facilities in Muncie, Ind. Sharon had employed 9,000 four decades ago.</w:t>
-        <w:br/>
-        <w:t>Westinghouse formed a joint venture with ABB in the electrical generating business a few years later and by 1990 had sold out, leaving the Swiss-Swedish firm with its Muncie transformer division site, the largest in this country. ABB also bought Combustion Engineering, another U.S. player in the power generating business.</w:t>
-        <w:br/>
-        <w:t>The consolidation is continuing. Reliance Electric, whose North American Transformer plant competed with Cooper in some products, is merging with General Signal Corp., it was announced in September. Reliance cited the need for muscle to compete in foreign markets.</w:t>
-        <w:br/>
-        <w:t>MagneTek, formed in 1984 out of the Magnetics Group of Litton Industries, is also negotiating to sell its electric power and transmission business. Siemens, the German company, is said to be the suitor.</w:t>
-        <w:br/>
-        <w:t>Not surprisingly, the companies that have gotten out claim that making transformers is bad business. Donald Povejsil, who as a corporate vice president of strategic planning at Westinghouse helped engineer the company's exit from transformers, contends it was a smart move. He says the market had shrunk to a third or fourth of what it was before the oil embargo of the 1970s cut energy growth from 7 percent a year to 2 percent or lower.</w:t>
-        <w:br/>
-        <w:t>''I frankly can't understand why anybody would want to be in the business,'' Povejsil asserts.</w:t>
-        <w:br/>
-        <w:t>American companies also had difficulty penetrating foreign markets in part because utilities in other countries are often government owned or controlled and generally favor local manufacturers.</w:t>
-        <w:br/>
-        <w:t>''The problem in the power transformer business has always been that during the years when utilities were buying it was not a bad business. But utilities buy in cycles and there was always a lot more capacity than was needed,'' says Mel Goetz, a former Westinghouse executive in power products.</w:t>
-        <w:br/>
-        <w:t>''When utilities stopped buying, the cycle would turn down and you'd get terrific price cutting. Prices would nose dive at the bottom of the cycle. Nobody made any money over a long period of time.''</w:t>
-        <w:br/>
-        <w:t>The cyclical nature of the transformer business, however, hasn't kept foreign companies from buying what's left of the U.S. industry. Siemens, ABB and a few others are convinced that the world market will at least support them -- and they're determined to be the survivors as the business consolidates. The key is to be a world player capable of taking advantage of growth in electricity consumption in other countries, including China, India and Taiwan, says Anand of Siemens.</w:t>
-        <w:br/>
-        <w:t>''To survive,'' he contends, ''a company has to be global and have a long-term approach.''</w:t>
-        <w:br/>
-        <w:t>In the meantime, some observers worry that consolidation could force utilities one day to be dependent on foreign suppliers who may not be able to quickly respond to energy disasters. Skilled engineers and assemblers eventually will leave the work force.</w:t>
-        <w:br/>
-        <w:t>''The capacity of existing plants beyond Cooper is limited,'' says John Gauthier, a transformer expert with a trade group representing equipment makers. Yet utilities don't seem worried. They say there are enough manufacturers to ensure competitive bids and enough manufacturing capacity to absorb any business Cooper might leave behind. ''It eliminates one more supplier but there are other suppliers out there,'' says Jim Wilker, manager of electrical equipment engineering for the Pennsylvania Electric Co.</w:t>
-        <w:br/>
-        <w:t>If the market ever improves, however, Gauthier argues that it could take six months for a foreign supplier to manufacture a huge power transformer and several months to ship it by ocean. They're too heavy to be airlifted.</w:t>
-        <w:br/>
-        <w:t>''As we eliminate this capacity, we increase the potential for an inability to respond in a timely fashion to man-made or natural disasters. It's not without impact,'' Gauthier adds.</w:t>
-        <w:br/>
-        <w:t>While market tacticians argue about the ups and downs of the market, there's no denying that the power transformer was a thing of power. A steel-encased container about as big as a railroad boxcar, power transformers do exactly what the name implies -- they transform power, amplifying the voltage coming out of generating plants, and enabling electricity to be transmitted over long distances. They can cost millions of dollars.</w:t>
-        <w:br/>
-        <w:t>One of Canonsburg's products, a 20-foot high transformer powerful enough to run 6.5 million 100 watt light bulbs, is being stored as a spare in the switchyard of West Penn Power Co.'s Hatfield generation station near Masontown, Fayette County. The station -- and its three operating transformers -- can power a city of 1 million residents.</w:t>
-        <w:br/>
-        <w:t>Some transformers were so big that retired assembler Joe Fickulak remembers using a 40-foot extension ladder to tighten electrical fixtures, vacuum out moisture and fill the transformer with coolant the texture of syrup.</w:t>
-        <w:br/>
-        <w:t>''Everything was made there, the tanks, side frames, everything … and bushings, we made the best in the world,'' says Fickulak, recalling the days before 1985 when Cooper acquired the plant from McGraw-Edision.</w:t>
-        <w:br/>
-        <w:t>He also remembers asbestos fibers everywhere and liberal use of PCB -- polychlorinated biphenal -- which served as an insulating medium before its manufacture was banned in the 1970s as a suspected carcinogen. ''I didn't know it was PCB,'' Fickulak says. The toxin still remains on the property.</w:t>
-        <w:br/>
-        <w:t>Today, a slimmed-down work force of about 200 people is working around the clock under a bonus system to complete existing orders for new equipment and repairs by the time the plant closes.</w:t>
-        <w:br/>
-        <w:t>Dennis Crile, president of the largest United Steelworkers union local at the plant, doubts that Cooper will find a buyer for the plant's cavernous 1.25 million square feet of space, and avoid the loss of jobs that pay $ 13 to $ 14 an hour on average.</w:t>
-        <w:br/>
-        <w:t>The union can't raise the $ 25 million plus it would need to operate the business, excluding buildings and equipment, while waiting for the market to turn upwards, he says, jokingly waving his contribution, a $ 20 bill. Meanwhile, equipment used to manufacture the transformers is being sold off.</w:t>
-        <w:br/>
-        <w:t>''You need machinery and equipment to work with,'' Crile says, sitting in a cramped union office soon to be converted for career counseling. ''You're not going to get a prospective buyer to look at a gutted factory.''</w:t>
-        <w:br/>
-        <w:t>Cooper put the Canonsburg plant, once Washington County's largest employer, up for sale in April, saying the large power transformer business was depressed and not generating profits high enough to meet investment goals.</w:t>
-        <w:br/>
-        <w:t>Initial survival hopes dimmed when A. Leonard Ghilani, a former manager who had expressed interest in its purchase, backed away and took a job with Smit Transformers, a Dutch competitor that recently began building transformers in a small repair shop purchased from Westinghouse in South Carolina.</w:t>
-        <w:br/>
-        <w:t>Ghilani concluded that a plant backed by private investors could not stand alone in a marketplace without the support of a bigger company. Its competitors generally offer a portfolio of electrical equipment.</w:t>
-        <w:br/>
-        <w:t>''Canonsburg is a very sophisticated operation and it makes some of the finest transformers in the world but what it needed was the synergy of a larger company in the business behind it … another Cooper,'' Ghilani says.</w:t>
-        <w:br/>
-        <w:t>Cooper and Andrew ''Lefty'' Palm, the district director of the United Steelworkers union, separately say they continue to seek a buyer although David Watson, Cooper's vice president of personnel, admits that the prospects are diminishing.</w:t>
-        <w:br/>
-        <w:t>''We're looking to pull a rabbit out of the hat,'' Palm says. ''Cooper doesn't have the patience to hang in there with it. They're going to cut and leave. That's sad.''</w:t>
-        <w:br/>
-        <w:t>Union officials criticize Cooper for eliminating old-timers who knew the business and for using contractors to supply parts once made in-house. They say Cooper bailed out while it appeared to have a backlog of business. A flurry of orders were canceled once the shutdown was announced.</w:t>
-        <w:br/>
-        <w:t>''If this company is so broke, why did they cancel so many'' orders, says assembler, Ray Shook. ''Since April 26, they have worked seven days a week, 12-hour shifts. We have plenty of work to go another year.''</w:t>
-        <w:br/>
-        <w:t>Shook believes Cooper simply wants to make the plant an example to workers at its other industrial facilities in retaliation for a 103-day strike in 1991 over health-care benefits. Cooper says the decision was simply market driven.</w:t>
-        <w:br/>
-        <w:t>Canonsburg, however, hopes the site will not remain fallow. It has gone through other transformations, having housed Pennsylvania Transformer, McGraw-Edison and then Cooper. Before the 1950s, the property was used by Alcoa, National Can and Radio Corp. of America.</w:t>
-        <w:br/>
-        <w:t>''We're still looking for somebody to buy this place,'' Amorose says. ''Canonsburg workers are dedicated people experienced in building transformers. I know.''</w:t>
-        <w:br/>
-        <w:t>KRTBN</w:t>
-        <w:br/>
-        <w:br/>
-        <w:t>Graphic</w:t>
-        <w:br/>
-        <w:br/>
-        <w:t xml:space="preserve"> </w:t>
-        <w:br/>
-        <w:t>PHOTO (2), Robert Pavuchak/Post-Gazette: Some workers say Cooper Power is closing to teach unions a lesson; the company blamee a sluggish market.; The 20-foot-high transformers produced at the Canonsburg's plant can run 6.5 million 100-watt light bulbs.</w:t>
+        <w:t>Contact movie critic Steven Rea at 215-854-5629 or srea@phillynews.com. Read his recent work at http://go.philly.com/ stevenrea.</w:t>
       </w:r>
     </w:p>
     <w:sectPr>

--- a/example_articles/states/Washington/4.states_Washington_Other_publisher.docx
+++ b/example_articles/states/Washington/4.states_Washington_Other_publisher.docx
@@ -7,7 +7,9 @@
         <w:pStyle w:val="Heading1"/>
       </w:pPr>
       <w:r>
-        <w:t>Hoop dreams and a wordplaying coach</w:t>
+        <w:t>Voters change too;</w:t>
+        <w:br/>
+        <w:t>Traditional working-class Democrats believe big government's cost has fostered harmful cultural values</w:t>
       </w:r>
     </w:p>
     <w:p>
@@ -17,17 +19,17 @@
     </w:p>
     <w:p>
       <w:r>
-        <w:t>Date: 2006-06-16</w:t>
+        <w:t>Date: 1995-01-10</w:t>
       </w:r>
     </w:p>
     <w:p>
       <w:r>
-        <w:t>Section: FEATURES WEEKEND; Pg. W14</w:t>
+        <w:t>Section: EDITORIAL,</w:t>
       </w:r>
     </w:p>
     <w:p>
       <w:r>
-        <w:t>Source file: Other publishers/Files (500) (12).DOCX</w:t>
+        <w:t>Source file: Other publishers/Files (500) (6).DOCX</w:t>
       </w:r>
     </w:p>
     <w:p>
@@ -49,31 +51,43 @@
     </w:p>
     <w:p>
       <w:r>
-        <w:t>A mild-mannered tax professor by day, Bill Resler turned into something else - a motivator, a surrogate father, a wild deployer of metaphors, and a genius sports strategist - when he took to the echoing halls of a high school gym.</w:t>
+        <w:t>The public face of the historic change in the House of Representatives came into view when millions of television-watchers saw an emotional Rep. Richard Gephardt, D-Mo., hand a ceremonial gavel to Speaker Newt Gingrich, R-Ga., and say, ''With resignation but resolve, I hereby end 40 years of Democratic rule in this House.''</w:t>
         <w:br/>
-        <w:t>In The Heart of the Game, Ward Serrill's years-in-the-making documentary, Resler coaches a squad of girls from a Seattle school on their quest for a state basketball championship. The journey is long but hardly uneventful.</w:t>
+        <w:t>A scene that said much more about the forces that led to this moment was unfolding in the office of Rep. Rick White, a 41-year-old lawyer from Bainbridge Island, Wash., one of six freshmen from the state that contributed most heavily to the GOP takeover. Like many of the others, White had never held public office, but he narrowly defeated Rep. Maria Cantwell, D, one of the stars of the 1992 freshman class, in a Republican-leaning suburban Seattle district.</w:t>
         <w:br/>
-        <w:t>These girls - from a predominantly white, middle-class neighborhood - take to the game, and to Resler's killer analogies (wolves! piranhas!) with crazy passion. And, in several cases, it's a passion matched by amazing skills on the court.</w:t>
+        <w:t>At the reception in White's office, an hour before he went over to the Capitol for the opening session, the figure who stood out in the dressed-up crowd was a full-bearded man in his 40s, wearing white sneakers, corduroys, a plaid work shirt and a ''Huskies'' cap. Steve Crowell, a flange-turner at the Puget Sound naval shipyard, and his wife, Mary, turned out to be, in microcosm, the story of why the Democrats no longer control the House.</w:t>
         <w:br/>
-        <w:t>The other star of Heart is Darnellia Russell, a teen from a mostly black, working-class part of Seattle who reluctantly joins the Roosevelt High Roughriders and then proves herself - with unbelievable moves and ability. Russell has to overcome a sense of racial, and social, alienation in her new surroundings - feelings that aren't helped any by her academic record. A clearly intelligent and perceptive young woman, her academic scores are so low, and her attendance so spotty, that she's in jeopardy of losing her place on the team.</w:t>
+        <w:t>Ardent campaign volunteers, they had flown to Cincinnati to spend Christmas with his grandmother and then rented a van to make the round trip to Washington to see White sworn in. The Crowells have a much longer involvement in politics than Rick White does. Back in the '70s, they were liberal Democrats, supporters of George McGovern and Jimmy Carter. But in 1980, they became Reagan Democrats.</w:t>
         <w:br/>
-        <w:t>And then Darnellia's hoop dreams are really put to the test, as she faces a problem that has nothing to do with basketball and everything to do with life.</w:t>
+        <w:t>The reasons they give exemplify the point made by analyst Michael Barone in last week's U.S. News magazine. The defecting Democrats, he wrote, ''object not only to big government's cost but also to the cultural values they think it fosters -- the disregard for traditional morals … the tendency to reward victimhood instead of responsibility.''</w:t>
         <w:br/>
-        <w:t>Serrill has shot and edited The Heart of the Game in straightforward documentary style, with a narration by the rapper and actor Ludacris. But the dramas going on here, on and off the court, more than make up for any lack of flash.</w:t>
+        <w:t>Steve Crowell says their disillusionment began with the local schools and just kept spreading. The Crowells began watching C-SPAN, listening to talk radio, and discovered more things they found disturbing. ''Except for the roads, everything government has done the last 20 years has degraded our society,'' he says.</w:t>
         <w:br/>
-        <w:t>The Heart of the Game *** (out of four stars)</w:t>
+        <w:t>The Crowells brought their three children with them. The oldest child, Rebekah, 17, has cerebral palsy and uses a wheelchair. ''If we're allowed to keep enough of our money after taxes,'' Mary Crowell says, ''we will take the responsibility for caring for her. We don't want to be dependent on government.''</w:t>
         <w:br/>
-        <w:t>Written and directed by Ward Serrill. With Bill Resler and Darnellia Russell. Narration by Ludacris.</w:t>
+        <w:t>Opponents of abortion, the Crowells adopted two other children. Hannah, 15, is half-Hispanic, half-Anglo; Zachariah, 8, is part African-American, part-Caucasian. Hannah takes her lessons at home; Zack, at a private school.</w:t>
         <w:br/>
-        <w:t>Running time: 1 hour, 37 mins.</w:t>
+        <w:t>In an irony of history, it was one of the favors that the Democrats and President Clinton did for organized labor -- lifting the Hatch Act restriction on partisan political activity by government workers -- that allowed Steve Crowell to become one of Rick White's champion volunteers.</w:t>
         <w:br/>
-        <w:t>Parent's guide: PG-13 (profanity, adult themes)</w:t>
+        <w:t>As political veterans, the Crowells are realistic in their expectations of what Rick White and the other freshmen can accomplish. Of the items in the Republican Contract with America, Steve Crowell thinks the line-item veto will pass, but term limits (''which I support very reluctantly'') probably won't. He'd like to see a freeze on all federal spending until revenues grow enough to balance the budget; a tough examination of the Defense Department (''I see so much waste in my job''); and welfare reform so ''able-bodied people are not encouraged just to be lazy,'' as Mary puts it.</w:t>
         <w:br/>
-        <w:t>Playing at: Ritz at the Bourse</w:t>
+        <w:t>Other issues are secondary. ''Even though we're Christians,'' Steve says, ''the prayer thing (a school-prayer constitutional amendment) is not that big a deal for us.''</w:t>
         <w:br/>
-        <w:t>and Ritz Sixteen/NJ</w:t>
+        <w:t>''We are not single-issue people,'' Mary adds. ''Rick (White) feels as we do, that abortion is the law of the land, and after 22 years, you're not going to change the Supreme Court's mind. We would like to encourage adoption; and we don't feel that public funds should be used for abortion, or that it should be part of a national health plan, as the Clintons and Cantwell believed. But that's about it.''</w:t>
         <w:br/>
-        <w:t>Contact movie critic Steven Rea at 215-854-5629 or srea@phillynews.com. Read his recent work at http://go.philly.com/ stevenrea.</w:t>
+        <w:t>The Crowells refuse to fit into the journalistic cliches about the voters who put the Republicans back into power. ''I am not an angry white man,'' Steve volunteers. ''I'm not mad at anybody. But I don't believe in Clinton's and Cantwell's liberal ideology.''</w:t>
+        <w:br/>
+        <w:t>In times past, working-class voters like the Crowells have placed their hopes in the hands of millionaire liberals like Roosevelt and Kennedy. The Crowells feel equally comfortable now backing a product of the Republican establishment like Rick White, the son of a Marathon Oil vice president, a graduate of Dartmouth, Georgetown Law School and the Sorbonne in Paris, and, until his election, a partner in Seattle's biggest law firm.</w:t>
+        <w:br/>
+        <w:t>In his speech on opening day, Gephardt, as the Democratic spokesman, renewed his party's ''historic commitment to protect the working families of America.'' As far as the Crowells are concerned, the Democrats no longer enjoy their trust.</w:t>
+        <w:br/>
+        <w:t>''Rick and these others understand what needs to be done,'' Steve Crowell said. ''I just hope they can do it.''</w:t>
+        <w:br/>
+        <w:br/>
+        <w:t>Notes</w:t>
+        <w:br/>
+        <w:br/>
+        <w:t>David S. Broder is a syndicated columnist for The Washington Post.</w:t>
       </w:r>
     </w:p>
     <w:sectPr>
